--- a/DBTUNING/ch25_ASH샘플링추적/ch25_ASH_샘플링데이터추적.docx
+++ b/DBTUNING/ch25_ASH샘플링추적/ch25_ASH_샘플링데이터추적.docx
@@ -7,7 +7,7 @@
         <w:pStyle w:val="Heading1"/>
       </w:pPr>
       <w:r>
-        <w:t>제10장  ASH — 샘플링 데이터로 특정 시점 추적</w:t>
+        <w:t>제ch25  ASH — 샘플링 데이터로 특정 시점 추적</w:t>
       </w:r>
     </w:p>
     <w:p>
@@ -17,7 +17,7 @@
           <w:b w:val="0"/>
           <w:sz w:val="21"/>
         </w:rPr>
-        <w:t>앞의 두 장은 지나간 구간을 요약해서 보는 도구를 다뤄다. 8장 AWR은 두 스냅샷 사이의 부하를 표로 압축했고, 9장 ADDM은 그 구간을 자동으로 진단해 원인을 문장으로 내놓았다. 두 도구 모두 구간을 통째로 평균 낸다는 공통점이 있다. 그런데 성능 문제가 늘 구간 전체에 고르게 퍼져 있는 것은 아니다. 어떤 문제는 3분만 튀었다가 사라진다. 한 시간짜리 스냅샷 안에서 3분짜리 스파이크는 평균에 녹아 흔적조차 남기지 않는다. 바로 이 짧은(transient) 문제를 잡기 위한 도구가 ASH다.</w:t>
+        <w:t>앞의 두 장은 지나간 구간을 요약해서 보는 도구를 다뤄다. ch22 AWR은 두 스냅샷 사이의 부하를 표로 압축했고, ch24 ADDM은 그 구간을 자동으로 진단해 원인을 문장으로 내놓았다. 두 도구 모두 구간을 통째로 평균 낸다는 공통점이 있다. 그런데 성능 문제가 늘 구간 전체에 고르게 퍼져 있는 것은 아니다. 어떤 문제는 3분만 튀었다가 사라진다. 한 시간짜리 스냅샷 안에서 3분짜리 스파이크는 평균에 녹아 흔적조차 남기지 않는다. 바로 이 짧은(transient) 문제를 잡기 위한 도구가 ASH다.</w:t>
       </w:r>
     </w:p>
     <w:p>
@@ -27,7 +27,7 @@
           <w:b w:val="0"/>
           <w:sz w:val="21"/>
         </w:rPr>
-        <w:t>이 장은 Active Session History(ASH)의 원리를 세우고, 8장·9장에서 이미 본 그 부하 구간을 이번에는 ASH의 눈으로 다시 재구성한다. 같은 부하를 세 도구가 각자의 방식으로 보여줄 때 그림이 어떻게 일치하는지 확인하는 것이 이 장의 마무리다.</w:t>
+        <w:t>이 장은 Active Session History(ASH)의 원리를 세우고, ch22·ch24에서 이미 본 그 부하 구간을 이번에는 ASH의 눈으로 다시 재구성한다. 같은 부하를 세 도구가 각자의 방식으로 보여줄 때 그림이 어떻게 일치하는지 확인하는 것이 이 장의 마무리다.</w:t>
       </w:r>
     </w:p>
     <w:p>
@@ -246,7 +246,7 @@
           <w:b w:val="0"/>
           <w:sz w:val="21"/>
         </w:rPr>
-        <w:t>이 방식이 왜 강력한지는 8장·9장과 비교하면 분명해진다. AWR은 스냅샷과 스냅샷 사이의 누적 통계를 델타로 계산해 '이 한 시간 동안 평균적으로 무슨 일이 있었나'를 보여준다. ADDM은 그 델타를 자동 분석해 원인을 진단한다. 둘 다 구간을 평균 낸다. 반면 ASH는 평균을 내지 않는다. 1초 간격의 원본 샘플을 그대로 보관하므로, '12시 16분 03초에 세션 45번이 무엇을 하고 있었나'까지 되짚을 수 있다. 이 시간 해상도가 짧은 스파이크를 잡아내는 힘이다.</w:t>
+        <w:t>이 방식이 왜 강력한지는 ch22·ch24과 비교하면 분명해진다. AWR은 스냅샷과 스냅샷 사이의 누적 통계를 델타로 계산해 '이 한 시간 동안 평균적으로 무슨 일이 있었나'를 보여준다. ADDM은 그 델타를 자동 분석해 원인을 진단한다. 둘 다 구간을 평균 낸다. 반면 ASH는 평균을 내지 않는다. 1초 간격의 원본 샘플을 그대로 보관하므로, '12시 16분 03초에 세션 45번이 무엇을 하고 있었나'까지 되짚을 수 있다. 이 시간 해상도가 짧은 스파이크를 잡아내는 힘이다.</w:t>
       </w:r>
     </w:p>
     <w:p>
@@ -274,7 +274,7 @@
           <w:b w:val="0"/>
           <w:sz w:val="21"/>
         </w:rPr>
-        <w:t>이 구조가 5장에서 세운 DB Time 개념과 어떻게 이어지는지 짚어 두자. DB Time은 모든 활성 세션이 CPU와 대기에 쓴 시간의 합이다. ASH는 바로 그 활성 세션을 1초마다 한 장씩 찍은 것이므로, ASH 샘플을 모두 세면 그 구간의 DB Time을 근사하게 재구성할 수 있다. 곧 ASH는 DB Time을 시간축과 세션·SQL·이벤트 차원으로 쪼개 놓은 장부다. AWR이 DB Time의 총액을 보여준다면, ASH는 그 총액이 언제·누구에게·무엇으로 쓰였는지의 명세서다. 이 대응 관계를 기억하면 ASH의 모든 집계가 결국 DB Time의 분해라는 하나의 관점으로 정리된다.</w:t>
+        <w:t>이 구조가 ch19에서 세운 DB Time 개념과 어떻게 이어지는지 짚어 두자. DB Time은 모든 활성 세션이 CPU와 대기에 쓴 시간의 합이다. ASH는 바로 그 활성 세션을 1초마다 한 장씩 찍은 것이므로, ASH 샘플을 모두 세면 그 구간의 DB Time을 근사하게 재구성할 수 있다. 곧 ASH는 DB Time을 시간축과 세션·SQL·이벤트 차원으로 쪼개 놓은 장부다. AWR이 DB Time의 총액을 보여준다면, ASH는 그 총액이 언제·누구에게·무엇으로 쓰였는지의 명세서다. 이 대응 관계를 기억하면 ASH의 모든 집계가 결국 DB Time의 분해라는 하나의 관점으로 정리된다.</w:t>
       </w:r>
     </w:p>
     <w:p>
@@ -2891,7 +2891,7 @@
           <w:b w:val="0"/>
           <w:sz w:val="21"/>
         </w:rPr>
-        <w:t>이제 실제 데이터로 재구성한다. 아래 값은 8장 AWR·9장 ADDM에서 다룬 바로 그 부하 구간(2026-08-25 12:15~12:17, 7세션 종합 부하)을 ASH로 다시 본 것이다. 같은 부하를 세 번째 도구로 보는 셈이다. 모든 수치는 이 실습 환경의 실측이므로 학습자 환경에서는 값이 다르다 — 절대값을 외우지 말고 '읽는 법'을 익힌다.</w:t>
+        <w:t>이제 실제 데이터로 재구성한다. 아래 값은 ch22 AWR·ch24 ADDM에서 다룬 바로 그 부하 구간(2026-08-25 12:15~12:17, 7세션 종합 부하)을 ASH로 다시 본 것이다. 같은 부하를 세 번째 도구로 보는 셈이다. 모든 수치는 이 실습 환경의 실측이므로 학습자 환경에서는 값이 다르다 — 절대값을 외우지 말고 '읽는 법'을 익힌다.</w:t>
       </w:r>
     </w:p>
     <w:p>
@@ -3663,7 +3663,7 @@
           <w:b w:val="0"/>
           <w:sz w:val="21"/>
         </w:rPr>
-        <w:t>두 SQL이 이렇게 압도적인 데는 이유가 있다. 이 부하 구간은 리터럴 SQL을 반복 실행해 하드 파싱을 폭증시키는 워크로드(WL_01 계열)와 대량 스캔·정렬을 섞어 만들었다. 리터럴이 매번 새 커서를 만들며 CPU를 태우고, 대량 스캔이 CPU를 추가로 소비한다. 그래서 9장 ADDM이 이 구간을 두고 Hard Parse Due to Literal Usage를 진단한 것과, ASH에서 소수 SQL이 CPU를 독점한 것은 같은 현상의 앞뒷면이다. ASH는 어느 SQL_ID가까지, ADDM은 왜(리터럴 때문에)까지를 각각 말해 준다 — 둘을 겹쳐 읽으면 원인과 대상이 동시에 손에 잡힌다.</w:t>
+        <w:t>두 SQL이 이렇게 압도적인 데는 이유가 있다. 이 부하 구간은 리터럴 SQL을 반복 실행해 하드 파싱을 폭증시키는 워크로드(WL_01 계열)와 대량 스캔·정렬을 섞어 만들었다. 리터럴이 매번 새 커서를 만들며 CPU를 태우고, 대량 스캔이 CPU를 추가로 소비한다. 그래서 ch24 ADDM이 이 구간을 두고 Hard Parse Due to Literal Usage를 진단한 것과, ASH에서 소수 SQL이 CPU를 독점한 것은 같은 현상의 앞뒷면이다. ASH는 어느 SQL_ID가까지, ADDM은 왜(리터럴 때문에)까지를 각각 말해 준다 — 둘을 겹쳐 읽으면 원인과 대상이 동시에 손에 잡힌다.</w:t>
       </w:r>
     </w:p>
     <w:p>
@@ -3936,7 +3936,7 @@
           <w:b w:val="0"/>
           <w:sz w:val="21"/>
         </w:rPr>
-        <w:t>헤더를 순서대로 읽는다. Sample Count 582는 이 2.2분 동안 모인 활성 세션 샘플의 총수다. Average Active Sessions 4.48은 '이 구간 내내 평균 4.48개의 세션이 동시에 활성이었다'는 뜻으로, DB Time에서 파생되는 동시성 지표다(1장·5장). CPU 8개짜리 서버에서 Avg. Active Session per CPU가 0.56이므로 CPU가 포화되지는 않았지만, 활성 세션의 거의 전부가 CPU를 쓰고 있다는 점(89.69%)이 병목의 성격을 말해 준다.</w:t>
+        <w:t>헤더를 순서대로 읽는다. Sample Count 582는 이 2.2분 동안 모인 활성 세션 샘플의 총수다. Average Active Sessions 4.48은 '이 구간 내내 평균 4.48개의 세션이 동시에 활성이었다'는 뜻으로, DB Time에서 파생되는 동시성 지표다(ch15·ch19). CPU 8개짜리 서버에서 Avg. Active Session per CPU가 0.56이므로 CPU가 포화되지는 않았지만, 활성 세션의 거의 전부가 CPU를 쓰고 있다는 점(89.69%)이 병목의 성격을 말해 준다.</w:t>
       </w:r>
     </w:p>
     <w:tbl>
@@ -4639,7 +4639,7 @@
           <w:b w:val="0"/>
           <w:sz w:val="21"/>
         </w:rPr>
-        <w:t>이 구간에서는 blocking_session이 채워진 샘플이 없다 — 세션들이 서로를 막지 않고 각자 CPU를 태웠다는 뜻이며, ON CPU 90.7%라는 앞의 판정과 그대로 맞아떨어진다. 만약 여기서 특정 블로커가 다수 샘플로 잡혔다면, 그 세션을 이어서 추적해(14장 잠금 경합) 근본 원인을 찾았을 것이다. '결과가 없음'도 하나의 진단 결론이다.</w:t>
+        <w:t>이 구간에서는 blocking_session이 채워진 샘플이 없다 — 세션들이 서로를 막지 않고 각자 CPU를 태웠다는 뜻이며, ON CPU 90.7%라는 앞의 판정과 그대로 맞아떨어진다. 만약 여기서 특정 블로커가 다수 샘플로 잡혔다면, 그 세션을 이어서 추적해(ch27 잠금 경합) 근본 원인을 찾았을 것이다. '결과가 없음'도 하나의 진단 결론이다.</w:t>
       </w:r>
     </w:p>
     <w:tbl>
@@ -5387,7 +5387,7 @@
           <w:b w:val="0"/>
           <w:sz w:val="21"/>
         </w:rPr>
-        <w:t>실무에서는 문제가 터진 직후 곧바로 조치에 들어가느라 ASH를 놓치는 일이 잦다. 메모리 ASH는 부하가 심할수록 더 빨리 덮어써지므로, 사고 당시의 정밀한 1초 샘플은 몇십 분 뒤면 사라질 수 있다. 그래서 사고 대응의 첫 5분 안에 의심 구간의 V$ACTIVE_SESSION_HISTORY를 별도 테이블로 떠 두는 습관이 중요하다. 근거를 남겨야 사후 분석과 재발 방지가 가능하다(3장의 조치 전 근거 캡처와 같은 원칙이다).</w:t>
+        <w:t>실무에서는 문제가 터진 직후 곧바로 조치에 들어가느라 ASH를 놓치는 일이 잦다. 메모리 ASH는 부하가 심할수록 더 빨리 덮어써지므로, 사고 당시의 정밀한 1초 샘플은 몇십 분 뒤면 사라질 수 있다. 그래서 사고 대응의 첫 5분 안에 의심 구간의 V$ACTIVE_SESSION_HISTORY를 별도 테이블로 떠 두는 습관이 중요하다. 근거를 남겨야 사후 분석과 재발 방지가 가능하다(ch17의 조치 전 근거 캡처와 같은 원칙이다).</w:t>
       </w:r>
     </w:p>
     <w:p>
@@ -5540,7 +5540,7 @@
           <w:b w:val="0"/>
           <w:sz w:val="21"/>
         </w:rPr>
-        <w:t>이 장의 마무리는 8장·9장과의 연결이다. 12:15~12:17의 똑같은 부하 구간을 세 도구가 각자의 방식으로 봤을 때, 결론이 어떻게 한 점으로 모이는지 확인한다.</w:t>
+        <w:t>이 장의 마무리는 ch22·ch24과의 연결이다. 12:15~12:17의 똑같은 부하 구간을 세 도구가 각자의 방식으로 봤을 때, 결론이 어떻게 한 점으로 모이는지 확인한다.</w:t>
       </w:r>
     </w:p>
     <w:tbl>
@@ -5677,7 +5677,7 @@
                 <w:rFonts w:ascii="맑은 고딕" w:hAnsi="맑은 고딕" w:eastAsia="맑은 고딕"/>
                 <w:sz w:val="19"/>
               </w:rPr>
-              <w:t>AWR(8장)</w:t>
+              <w:t>AWR(ch22)</w:t>
             </w:r>
           </w:p>
         </w:tc>
@@ -5771,7 +5771,7 @@
                 <w:rFonts w:ascii="맑은 고딕" w:hAnsi="맑은 고딕" w:eastAsia="맑은 고딕"/>
                 <w:sz w:val="19"/>
               </w:rPr>
-              <w:t>ADDM(9장)</w:t>
+              <w:t>ADDM(ch24)</w:t>
             </w:r>
           </w:p>
         </w:tc>
@@ -5865,7 +5865,7 @@
                 <w:rFonts w:ascii="맑은 고딕" w:hAnsi="맑은 고딕" w:eastAsia="맑은 고딕"/>
                 <w:sz w:val="19"/>
               </w:rPr>
-              <w:t>ASH(10장)</w:t>
+              <w:t>ASH(ch25)</w:t>
             </w:r>
           </w:p>
         </w:tc>
@@ -6048,7 +6048,7 @@
           <w:b w:val="0"/>
           <w:sz w:val="21"/>
         </w:rPr>
-        <w:t>이 세 장(8·9·10장)을 하나로 묶으면 진단의 골격이 완성된다. AWR로 무엇이(어떤 부하가) 있었는지 재고, ADDM으로 왜 그랬는지 가설을 얻고, ASH로 언제·누가·무엇으로 그랬는지를 시간축에서 확인한다. 무엇·왜·언제누구무엇 — 이 세 질문에 각각 답하는 도구가 AWR·ADDM·ASH다. 셋의 결론이 한 점(CPU를 태우는 소수 SQL)으로 모였다는 사실 자체가, 이번 부하 진단이 신뢰할 만하다는 교차 검증이다. 실무 보고서에는 세 도구의 발췌를 나란히 붙여 이 일치를 근거로 제시하면 설득력이 크게 올라간다.</w:t>
+        <w:t>이 세 장(ch22·ch24·ch25)을 하나로 묶으면 진단의 골격이 완성된다. AWR로 무엇이(어떤 부하가) 있었는지 재고, ADDM으로 왜 그랬는지 가설을 얻고, ASH로 언제·누가·무엇으로 그랬는지를 시간축에서 확인한다. 무엇·왜·언제누구무엇 — 이 세 질문에 각각 답하는 도구가 AWR·ADDM·ASH다. 셋의 결론이 한 점(CPU를 태우는 소수 SQL)으로 모였다는 사실 자체가, 이번 부하 진단이 신뢰할 만하다는 교차 검증이다. 실무 보고서에는 세 도구의 발췌를 나란히 붙여 이 일치를 근거로 제시하면 설득력이 크게 올라간다.</w:t>
       </w:r>
     </w:p>
     <w:p>
@@ -6330,7 +6330,7 @@
                 <w:rFonts w:ascii="맑은 고딕" w:hAnsi="맑은 고딕" w:eastAsia="맑은 고딕"/>
                 <w:sz w:val="20"/>
               </w:rPr>
-              <w:t>· CONTROL_MANAGEMENT_PACK_ACCESS 파라미터 값이 DIAGNOSTIC 이상이어야 ASH 관련 기능이 동작한다. 이 값 자체는 라이선스 보유를 증명하지 않는다 — 계약과 별개다(1장 참조).</w:t>
+              <w:t>· CONTROL_MANAGEMENT_PACK_ACCESS 파라미터 값이 DIAGNOSTIC 이상이어야 ASH 관련 기능이 동작한다. 이 값 자체는 라이선스 보유를 증명하지 않는다 — 계약과 별개다(ch15 참조).</w:t>
             </w:r>
           </w:p>
         </w:tc>
@@ -6600,7 +6600,7 @@
           <w:b w:val="0"/>
           <w:sz w:val="21"/>
         </w:rPr>
-        <w:t>이 장의 실습은 6개다. 모두 개인 실습 환경(non-CDB orcl 19.3) 전용이며, 프롬프트는 SYS@orcl&gt; 또는 SQLT@orcl&gt;을 쓴다. ASH 관련 뷰·보고서는 Diagnostics Pack이 필요하므로(🔒), 각 실습에 라이선스 표기와 대안 경로를 함께 싣는다. 실측 대상 부하는 8장·9장과 같은 공용 부하 스크립트로 만든다.</w:t>
+        <w:t>이 장의 실습은 6개다. 모두 개인 실습 환경(non-CDB orcl 19.3) 전용이며, 프롬프트는 SYS@orcl&gt; 또는 SQLT@orcl&gt;을 쓴다. ASH 관련 뷰·보고서는 Diagnostics Pack이 필요하므로(🔒), 각 실습에 라이선스 표기와 대안 경로를 함께 싣는다. 실측 대상 부하는 ch22·ch24과 같은 공용 부하 스크립트로 만든다.</w:t>
       </w:r>
     </w:p>
     <w:p>
@@ -6682,7 +6682,7 @@
           <w:b w:val="0"/>
           <w:sz w:val="21"/>
         </w:rPr>
-        <w:t>다음 장(11장)에서는 두 기간을 비교하는 Compare Periods 보고서로 넘어가, 부하가 늘어난 것인지 성능이 저하된 것인지를 구분하는 회귀 탐지를 다룬다.</w:t>
+        <w:t>다음 장(ch23)에서는 두 기간을 비교하는 Compare Periods 보고서로 넘어가, 부하가 늘어난 것인지 성능이 저하된 것인지를 구분하는 회귀 탐지를 다룬다.</w:t>
       </w:r>
     </w:p>
     <w:sectPr>

--- a/DBTUNING/ch25_ASH샘플링추적/ch25_ASH_샘플링데이터추적.docx
+++ b/DBTUNING/ch25_ASH샘플링추적/ch25_ASH_샘플링데이터추적.docx
@@ -7,7 +7,7 @@
         <w:pStyle w:val="Heading1"/>
       </w:pPr>
       <w:r>
-        <w:t>제ch25  ASH — 샘플링 데이터로 특정 시점 추적</w:t>
+        <w:t>ch25  ASH — 샘플링 데이터로 특정 시점 추적</w:t>
       </w:r>
     </w:p>
     <w:p>

--- a/DBTUNING/ch25_ASH샘플링추적/ch25_ASH_샘플링데이터추적.docx
+++ b/DBTUNING/ch25_ASH샘플링추적/ch25_ASH_샘플링데이터추적.docx
@@ -101,7 +101,7 @@
                 <w:rFonts w:ascii="맑은 고딕" w:hAnsi="맑은 고딕" w:eastAsia="맑은 고딕"/>
                 <w:sz w:val="20"/>
               </w:rPr>
-              <w:t>· 라이선스가 없으면 V$SESSION을 짧은 주기로 폴링해 활성 세션을 근사 샘플링하는 대안을 쓴다(10.9절). 이 장의 모든 실습에도 라이선스 표기와 대안 경로를 함께 싣는다.</w:t>
+              <w:t>· 라이선스가 없으면 V$SESSION을 짧은 주기로 폴링해 활성 세션을 근사 샘플링하는 대안을 쓴다(25.9절). 이 장의 모든 실습에도 라이선스 표기와 대안 경로를 함께 싣는다.</w:t>
             </w:r>
           </w:p>
         </w:tc>
@@ -112,7 +112,7 @@
         <w:pStyle w:val="Heading2"/>
       </w:pPr>
       <w:r>
-        <w:t>10.1  학습 목표</w:t>
+        <w:t>25.1  학습 목표</w:t>
       </w:r>
     </w:p>
     <w:p>
@@ -226,7 +226,7 @@
         <w:pStyle w:val="Heading2"/>
       </w:pPr>
       <w:r>
-        <w:t>10.2  ASH란 무엇인가 — 샘플링의 원리</w:t>
+        <w:t>25.2  ASH란 무엇인가 — 샘플링의 원리</w:t>
       </w:r>
     </w:p>
     <w:p>
@@ -1204,7 +1204,7 @@
         <w:pStyle w:val="Heading2"/>
       </w:pPr>
       <w:r>
-        <w:t>10.3  ASH가 필요한 순간 — AWR·ADDM이 놓치는 짧은 스파이크</w:t>
+        <w:t>25.3  ASH가 필요한 순간 — AWR·ADDM이 놓치는 짧은 스파이크</w:t>
       </w:r>
     </w:p>
     <w:p>
@@ -1925,7 +1925,7 @@
         <w:pStyle w:val="Heading2"/>
       </w:pPr>
       <w:r>
-        <w:t>10.4  ASH 보고서 생성 — ashrpt.sql</w:t>
+        <w:t>25.4  ASH 보고서 생성 — ashrpt.sql</w:t>
       </w:r>
     </w:p>
     <w:p>
@@ -2881,7 +2881,7 @@
         <w:pStyle w:val="Heading2"/>
       </w:pPr>
       <w:r>
-        <w:t>10.5  실측 — 부하 구간 10분을 ASH로 재구성</w:t>
+        <w:t>25.5  실측 — 부하 구간 10분을 ASH로 재구성</w:t>
       </w:r>
     </w:p>
     <w:p>
@@ -3240,7 +3240,7 @@
                 <w:rFonts w:ascii="맑은 고딕" w:hAnsi="맑은 고딕" w:eastAsia="맑은 고딕"/>
                 <w:sz w:val="20"/>
               </w:rPr>
-              <w:t>다음 수순: CPU를 태우는 상위 SQL_ID로 내려간다(10.5.2). 대기 이벤트를 붙잡고 있으면 진짜 원인을 영영 못 만난다.</w:t>
+              <w:t>다음 수순: CPU를 태우는 상위 SQL_ID로 내려간다(25.5.2). 대기 이벤트를 붙잡고 있으면 진짜 원인을 영영 못 만난다.</w:t>
             </w:r>
           </w:p>
           <w:p>
@@ -3988,7 +3988,7 @@
                 <w:rFonts w:ascii="맑은 고딕" w:hAnsi="맑은 고딕" w:eastAsia="맑은 고딕"/>
                 <w:sz w:val="20"/>
               </w:rPr>
-              <w:t>· 직접 조회(10.5.1)는 최근 130초, ASH 보고서는 12:15:20~12:17:30의 130초로 구간이 정확히 같지는 않다. 또 보고서의 'CPU + Wait for CPU'는 ON CPU에 CPU 대기까지 포함한 클래스라 분모·범주가 조금 다르다.</w:t>
+              <w:t>· 직접 조회(25.5.1)는 최근 130초, ASH 보고서는 12:15:20~12:17:30의 130초로 구간이 정확히 같지는 않다. 또 보고서의 'CPU + Wait for CPU'는 ON CPU에 CPU 대기까지 포함한 클래스라 분모·범주가 조금 다르다.</w:t>
             </w:r>
           </w:p>
           <w:p>
@@ -4239,7 +4239,7 @@
         <w:pStyle w:val="Heading2"/>
       </w:pPr>
       <w:r>
-        <w:t>10.6  세션 단위 추적 — 한 세션의 시간순 재구성</w:t>
+        <w:t>25.6  세션 단위 추적 — 한 세션의 시간순 재구성</w:t>
       </w:r>
     </w:p>
     <w:p>
@@ -4691,7 +4691,7 @@
                 <w:rFonts w:ascii="맑은 고딕" w:hAnsi="맑은 고딕" w:eastAsia="맑은 고딕"/>
                 <w:sz w:val="20"/>
               </w:rPr>
-              <w:t>· 먼저 구간 집계(10.5)로 병목의 성격과 상위 SQL·세션을 좁힌다. 그 다음 지목된 세션 하나를 시간순으로 펼촌 인과를 확인한다.</w:t>
+              <w:t>· 먼저 구간 집계(25.5)로 병목의 성격과 상위 SQL·세션을 좁힌다. 그 다음 지목된 세션 하나를 시간순으로 펼촌 인과를 확인한다.</w:t>
             </w:r>
           </w:p>
           <w:p>
@@ -4736,7 +4736,7 @@
         <w:pStyle w:val="Heading2"/>
       </w:pPr>
       <w:r>
-        <w:t>10.7  DBA_HIST_ACTIVE_SESS_HISTORY — 보존 구간 분석</w:t>
+        <w:t>25.7  DBA_HIST_ACTIVE_SESS_HISTORY — 보존 구간 분석</w:t>
       </w:r>
     </w:p>
     <w:p>
@@ -4746,7 +4746,7 @@
           <w:b w:val="0"/>
           <w:sz w:val="21"/>
         </w:rPr>
-        <w:t>메모리 ASH 버퍼는 SGA 안의 유한한 순환 버퍼다. 부하가 높아 샘플이 빠르게 쌓이면, 오래된 샘플은 밀려나 사라진다. 이 환경의 ASH Buffer Size는 16.0M였다(10.5.3 헤더의 SGA 구성). 그래서 V$ACTIVE_SESSION_HISTORY로 되짚을 수 있는 시간은 부하에 따라 대개 수십 분에서 몇 시간으로 제한된다. 어제 오후의 문제를 오늘 보려면 메모리만으로는 부족하다.</w:t>
+        <w:t>메모리 ASH 버퍼는 SGA 안의 유한한 순환 버퍼다. 부하가 높아 샘플이 빠르게 쌓이면, 오래된 샘플은 밀려나 사라진다. 이 환경의 ASH Buffer Size는 16.0M였다(25.5.3 헤더의 SGA 구성). 그래서 V$ACTIVE_SESSION_HISTORY로 되짚을 수 있는 시간은 부하에 따라 대개 수십 분에서 몇 시간으로 제한된다. 어제 오후의 문제를 오늘 보려면 메모리만으로는 부족하다.</w:t>
       </w:r>
     </w:p>
     <w:p>
@@ -5530,7 +5530,7 @@
         <w:pStyle w:val="Heading2"/>
       </w:pPr>
       <w:r>
-        <w:t>10.8  세 도구가 같은 부하를 본다 — AWR·ADDM·ASH 대조</w:t>
+        <w:t>25.8  세 도구가 같은 부하를 본다 — AWR·ADDM·ASH 대조</w:t>
       </w:r>
     </w:p>
     <w:p>
@@ -6056,7 +6056,7 @@
         <w:pStyle w:val="Heading2"/>
       </w:pPr>
       <w:r>
-        <w:t>10.9  관리 팩 라이선스와 대안 경로</w:t>
+        <w:t>25.9  관리 팩 라이선스와 대안 경로</w:t>
       </w:r>
     </w:p>
     <w:p>
@@ -6351,7 +6351,7 @@
         <w:pStyle w:val="Heading2"/>
       </w:pPr>
       <w:r>
-        <w:t>10.10  요약</w:t>
+        <w:t>25.10  요약</w:t>
       </w:r>
     </w:p>
     <w:p>
@@ -6467,7 +6467,7 @@
         <w:pStyle w:val="Heading2"/>
       </w:pPr>
       <w:r>
-        <w:t>10.11  퀴즈</w:t>
+        <w:t>25.11  퀴즈</w:t>
       </w:r>
     </w:p>
     <w:tbl>
@@ -6590,7 +6590,7 @@
         <w:pStyle w:val="Heading2"/>
       </w:pPr>
       <w:r>
-        <w:t>10.12  실습 개요</w:t>
+        <w:t>25.12  실습 개요</w:t>
       </w:r>
     </w:p>
     <w:p>
